--- a/storage/templates/normalized-docx/BM-036/BM-036_normalized.docx
+++ b/storage/templates/normalized-docx/BM-036/BM-036_normalized.docx
@@ -823,7 +823,7 @@
           <w:sz w:val="24"/>
           <w:lang w:val="pt-BR"/>
         </w:rPr>
-        <w:t>VIỆN TRƯỞNG VIỆN KIỂM SÁT</w:t>
+        <w:t>VIỆN TRƯỞNG VIỆN KIỂM SÁT{{agency.parentNameUpper}}</w:t>
       </w:r>
       <w:r>
         <w:rPr>
